--- a/project-personal/stage4/report/report.docx
+++ b/project-personal/stage4/report/report.docx
@@ -45,25 +45,19 @@
         <w:pStyle w:val="Subtitle"/>
       </w:pPr>
       <w:r>
-        <w:t xml:space="preserve">Персональный</w:t>
+        <w:t xml:space="preserve">Тестирование</w:t>
       </w:r>
       <w:r>
         <w:t xml:space="preserve"> </w:t>
       </w:r>
       <w:r>
-        <w:t xml:space="preserve">сайт</w:t>
+        <w:t xml:space="preserve">веб</w:t>
       </w:r>
       <w:r>
         <w:t xml:space="preserve"> </w:t>
       </w:r>
       <w:r>
-        <w:t xml:space="preserve">научного</w:t>
-      </w:r>
-      <w:r>
-        <w:t xml:space="preserve"> </w:t>
-      </w:r>
-      <w:r>
-        <w:t xml:space="preserve">работкника</w:t>
+        <w:t xml:space="preserve">приложений</w:t>
       </w:r>
     </w:p>
     <w:p>
@@ -135,11 +129,11 @@
         <w:pStyle w:val="FirstParagraph"/>
       </w:pPr>
       <w:r>
-        <w:t xml:space="preserve">Добавить к сайту данные о себе.</w:t>
+        <w:t xml:space="preserve">Получить навыки работы в nikto.</w:t>
       </w:r>
     </w:p>
     <w:bookmarkEnd w:id="20"/>
-    <w:bookmarkStart w:id="21" w:name="задание"/>
+    <w:bookmarkStart w:id="33" w:name="выполнение"/>
     <w:p>
       <w:pPr>
         <w:pStyle w:val="Heading1"/>
@@ -154,7 +148,7 @@
         <w:tab/>
       </w:r>
       <w:r>
-        <w:t xml:space="preserve">Задание</w:t>
+        <w:t xml:space="preserve">Выполнение</w:t>
       </w:r>
     </w:p>
     <w:p>
@@ -162,34 +156,13 @@
         <w:pStyle w:val="FirstParagraph"/>
       </w:pPr>
       <w:r>
-        <w:t xml:space="preserve">Добавить к сайту ссылки на научные и библиометрические ресурсы.</w:t>
-      </w:r>
-    </w:p>
-    <w:bookmarkEnd w:id="21"/>
-    <w:bookmarkStart w:id="31" w:name="выполнение"/>
-    <w:p>
-      <w:pPr>
-        <w:pStyle w:val="Heading1"/>
-      </w:pPr>
-      <w:r>
-        <w:rPr>
-          <w:rStyle w:val="SectionNumber"/>
-        </w:rPr>
-        <w:t xml:space="preserve">3</w:t>
-      </w:r>
-      <w:r>
-        <w:tab/>
-      </w:r>
-      <w:r>
-        <w:t xml:space="preserve">Выполнение</w:t>
-      </w:r>
-    </w:p>
-    <w:p>
-      <w:pPr>
-        <w:pStyle w:val="FirstParagraph"/>
-      </w:pPr>
-      <w:r>
-        <w:t xml:space="preserve">Зарегистрироваться на соответствующих ресурсах и разместить на них ссылки на сайте (рис. 1).</w:t>
+        <w:t xml:space="preserve">nikto — базовый сканер безопасности веб-сервера. Он сканирует и обнаруживает уязвимости в веб-приложениях, обычно вызванные неправильной конфигурацией на самом сервере, файлами, установленными по умолчанию, и небезопасными файлами, а также устаревшими серверными приложениями.</w:t>
+      </w:r>
+      <w:r>
+        <w:t xml:space="preserve"> </w:t>
+      </w:r>
+      <w:r>
+        <w:t xml:space="preserve">Nikto просканирует сайт и напишет список уязвимостей, ошибок конфигурации и опасных файлов. (рис. 1).</w:t>
       </w:r>
     </w:p>
     <w:p>
@@ -199,20 +172,20 @@
       <w:r>
         <w:drawing>
           <wp:inline>
-            <wp:extent cx="3733800" cy="755310"/>
+            <wp:extent cx="3733800" cy="2140394"/>
             <wp:effectExtent b="0" l="0" r="0" t="0"/>
-            <wp:docPr descr="Размещаем ссылки" title="" id="23" name="Picture"/>
+            <wp:docPr descr="Разведка с nikto" title="" id="22" name="Picture"/>
             <a:graphic>
               <a:graphicData uri="http://schemas.openxmlformats.org/drawingml/2006/picture">
                 <pic:pic>
                   <pic:nvPicPr>
-                    <pic:cNvPr descr="image/1.png" id="24" name="Picture"/>
+                    <pic:cNvPr descr="image/1.png" id="23" name="Picture"/>
                     <pic:cNvPicPr>
                       <a:picLocks noChangeArrowheads="1" noChangeAspect="1"/>
                     </pic:cNvPicPr>
                   </pic:nvPicPr>
                   <pic:blipFill>
-                    <a:blip r:embed="rId22"/>
+                    <a:blip r:embed="rId21"/>
                     <a:stretch>
                       <a:fillRect/>
                     </a:stretch>
@@ -220,7 +193,7 @@
                   <pic:spPr bwMode="auto">
                     <a:xfrm>
                       <a:off x="0" y="0"/>
-                      <a:ext cx="3733800" cy="755310"/>
+                      <a:ext cx="3733800" cy="2140394"/>
                     </a:xfrm>
                     <a:prstGeom prst="rect">
                       <a:avLst/>
@@ -244,7 +217,7 @@
         <w:pStyle w:val="ImageCaption"/>
       </w:pPr>
       <w:r>
-        <w:t xml:space="preserve">Рис. 1: Размещаем ссылки</w:t>
+        <w:t xml:space="preserve">Рис. 1: Разведка с nikto</w:t>
       </w:r>
     </w:p>
     <w:p>
@@ -252,7 +225,7 @@
         <w:pStyle w:val="BodyText"/>
       </w:pPr>
       <w:r>
-        <w:t xml:space="preserve">Сделать пост по прошедшей неделе (рис. 2).</w:t>
+        <w:t xml:space="preserve">Получаем куки для sqlmap. Sqlmap найдет все базы данных на сервере. (рис. 2).</w:t>
       </w:r>
     </w:p>
     <w:p>
@@ -262,20 +235,20 @@
       <w:r>
         <w:drawing>
           <wp:inline>
-            <wp:extent cx="3733800" cy="809947"/>
+            <wp:extent cx="3733800" cy="1305831"/>
             <wp:effectExtent b="0" l="0" r="0" t="0"/>
-            <wp:docPr descr="Пишем пост" title="" id="26" name="Picture"/>
+            <wp:docPr descr="Запускаем sqlmap" title="" id="25" name="Picture"/>
             <a:graphic>
               <a:graphicData uri="http://schemas.openxmlformats.org/drawingml/2006/picture">
                 <pic:pic>
                   <pic:nvPicPr>
-                    <pic:cNvPr descr="image/2.png" id="27" name="Picture"/>
+                    <pic:cNvPr descr="image/2.png" id="26" name="Picture"/>
                     <pic:cNvPicPr>
                       <a:picLocks noChangeArrowheads="1" noChangeAspect="1"/>
                     </pic:cNvPicPr>
                   </pic:nvPicPr>
                   <pic:blipFill>
-                    <a:blip r:embed="rId25"/>
+                    <a:blip r:embed="rId24"/>
                     <a:stretch>
                       <a:fillRect/>
                     </a:stretch>
@@ -283,7 +256,7 @@
                   <pic:spPr bwMode="auto">
                     <a:xfrm>
                       <a:off x="0" y="0"/>
-                      <a:ext cx="3733800" cy="809947"/>
+                      <a:ext cx="3733800" cy="1305831"/>
                     </a:xfrm>
                     <a:prstGeom prst="rect">
                       <a:avLst/>
@@ -307,7 +280,7 @@
         <w:pStyle w:val="ImageCaption"/>
       </w:pPr>
       <w:r>
-        <w:t xml:space="preserve">Рис. 2: Пишем пост</w:t>
+        <w:t xml:space="preserve">Рис. 2: Запускаем sqlmap</w:t>
       </w:r>
     </w:p>
     <w:p>
@@ -315,7 +288,7 @@
         <w:pStyle w:val="BodyText"/>
       </w:pPr>
       <w:r>
-        <w:t xml:space="preserve">Добавить пост на тему по выбору (рис. 3)</w:t>
+        <w:t xml:space="preserve">Теперь вытащим все пароли пользователей. (рис. 3)</w:t>
       </w:r>
     </w:p>
     <w:p>
@@ -325,20 +298,20 @@
       <w:r>
         <w:drawing>
           <wp:inline>
-            <wp:extent cx="3733800" cy="980122"/>
+            <wp:extent cx="3733800" cy="210522"/>
             <wp:effectExtent b="0" l="0" r="0" t="0"/>
-            <wp:docPr descr="Пишем пост" title="" id="29" name="Picture"/>
+            <wp:docPr descr="выполняем команду" title="" id="28" name="Picture"/>
             <a:graphic>
               <a:graphicData uri="http://schemas.openxmlformats.org/drawingml/2006/picture">
                 <pic:pic>
                   <pic:nvPicPr>
-                    <pic:cNvPr descr="image/3.png" id="30" name="Picture"/>
+                    <pic:cNvPr descr="image/3.png" id="29" name="Picture"/>
                     <pic:cNvPicPr>
                       <a:picLocks noChangeArrowheads="1" noChangeAspect="1"/>
                     </pic:cNvPicPr>
                   </pic:nvPicPr>
                   <pic:blipFill>
-                    <a:blip r:embed="rId28"/>
+                    <a:blip r:embed="rId27"/>
                     <a:stretch>
                       <a:fillRect/>
                     </a:stretch>
@@ -346,7 +319,7 @@
                   <pic:spPr bwMode="auto">
                     <a:xfrm>
                       <a:off x="0" y="0"/>
-                      <a:ext cx="3733800" cy="980122"/>
+                      <a:ext cx="3733800" cy="210522"/>
                     </a:xfrm>
                     <a:prstGeom prst="rect">
                       <a:avLst/>
@@ -370,11 +343,74 @@
         <w:pStyle w:val="ImageCaption"/>
       </w:pPr>
       <w:r>
-        <w:t xml:space="preserve">Рис. 3: Пишем пост</w:t>
-      </w:r>
-    </w:p>
-    <w:bookmarkEnd w:id="31"/>
-    <w:bookmarkStart w:id="32" w:name="выводы"/>
+        <w:t xml:space="preserve">Рис. 3: выполняем команду</w:t>
+      </w:r>
+    </w:p>
+    <w:p>
+      <w:pPr>
+        <w:pStyle w:val="BodyText"/>
+      </w:pPr>
+      <w:r>
+        <w:t xml:space="preserve">Получаем таблицу с логинами и хэшами паролей. (рис. 4)</w:t>
+      </w:r>
+    </w:p>
+    <w:p>
+      <w:pPr>
+        <w:pStyle w:val="CaptionedFigure"/>
+      </w:pPr>
+      <w:r>
+        <w:drawing>
+          <wp:inline>
+            <wp:extent cx="3733800" cy="1086702"/>
+            <wp:effectExtent b="0" l="0" r="0" t="0"/>
+            <wp:docPr descr="Смотрим таблицу" title="" id="31" name="Picture"/>
+            <a:graphic>
+              <a:graphicData uri="http://schemas.openxmlformats.org/drawingml/2006/picture">
+                <pic:pic>
+                  <pic:nvPicPr>
+                    <pic:cNvPr descr="image/4.png" id="32" name="Picture"/>
+                    <pic:cNvPicPr>
+                      <a:picLocks noChangeArrowheads="1" noChangeAspect="1"/>
+                    </pic:cNvPicPr>
+                  </pic:nvPicPr>
+                  <pic:blipFill>
+                    <a:blip r:embed="rId30"/>
+                    <a:stretch>
+                      <a:fillRect/>
+                    </a:stretch>
+                  </pic:blipFill>
+                  <pic:spPr bwMode="auto">
+                    <a:xfrm>
+                      <a:off x="0" y="0"/>
+                      <a:ext cx="3733800" cy="1086702"/>
+                    </a:xfrm>
+                    <a:prstGeom prst="rect">
+                      <a:avLst/>
+                    </a:prstGeom>
+                    <a:noFill/>
+                    <a:ln w="9525">
+                      <a:noFill/>
+                      <a:headEnd/>
+                      <a:tailEnd/>
+                    </a:ln>
+                  </pic:spPr>
+                </pic:pic>
+              </a:graphicData>
+            </a:graphic>
+          </wp:inline>
+        </w:drawing>
+      </w:r>
+    </w:p>
+    <w:p>
+      <w:pPr>
+        <w:pStyle w:val="ImageCaption"/>
+      </w:pPr>
+      <w:r>
+        <w:t xml:space="preserve">Рис. 4: Смотрим таблицу</w:t>
+      </w:r>
+    </w:p>
+    <w:bookmarkEnd w:id="33"/>
+    <w:bookmarkStart w:id="34" w:name="выводы"/>
     <w:p>
       <w:pPr>
         <w:pStyle w:val="Heading1"/>
@@ -383,7 +419,7 @@
         <w:rPr>
           <w:rStyle w:val="SectionNumber"/>
         </w:rPr>
-        <w:t xml:space="preserve">4</w:t>
+        <w:t xml:space="preserve">3</w:t>
       </w:r>
       <w:r>
         <w:tab/>
@@ -397,10 +433,10 @@
         <w:pStyle w:val="FirstParagraph"/>
       </w:pPr>
       <w:r>
-        <w:t xml:space="preserve">Мы научились добавлять к сайту информацию о себе и писать посты.</w:t>
-      </w:r>
-    </w:p>
-    <w:bookmarkEnd w:id="32"/>
+        <w:t xml:space="preserve">Мы получили навыки работы в nikto.</w:t>
+      </w:r>
+    </w:p>
+    <w:bookmarkEnd w:id="34"/>
     <w:sectPr/>
   </w:body>
 </w:document>
